--- a/downloads/handouts/Unit 02/Handout 02.03 - All About Me Template.docx
+++ b/downloads/handouts/Unit 02/Handout 02.03 - All About Me Template.docx
@@ -49,23 +49,21 @@
       <w:pPr>
         <w:pStyle w:val="Heading3"/>
       </w:pPr>
-      <w:bookmarkStart w:id="21" w:name="word-bank-in-other-languages"/>
-      <w:r>
-        <w:t xml:space="preserve">Word bank in other languages</w:t>
+      <w:bookmarkStart w:id="21" w:name="word-bank-in-spanish"/>
+      <w:r>
+        <w:t xml:space="preserve">Word bank in Spanish</w:t>
       </w:r>
       <w:bookmarkEnd w:id="21"/>
     </w:p>
     <w:tbl>
       <w:tblPr>
         <w:tblStyle w:val="Table"/>
-        <w:tblW w:type="pct" w:w="5000.0"/>
+        <w:tblW w:type="pct" w:w="5000"/>
         <w:tblLook w:firstRow="1"/>
       </w:tblPr>
       <w:tblGrid>
-        <w:gridCol w:w="1980"/>
-        <w:gridCol w:w="1980"/>
-        <w:gridCol w:w="1980"/>
-        <w:gridCol w:w="1980"/>
+        <w:gridCol w:w="4680"/>
+        <w:gridCol w:w="4680"/>
       </w:tblGrid>
       <w:tr>
         <w:trPr>
@@ -73,6 +71,7 @@
         </w:trPr>
         <w:tc>
           <w:tcPr>
+            <w:tcW w:type="dxa" w:w="4680"/>
             <w:tcBorders>
               <w:bottom w:val="single"/>
             </w:tcBorders>
@@ -90,6 +89,7 @@
         </w:tc>
         <w:tc>
           <w:tcPr>
+            <w:tcW w:type="dxa" w:w="4680"/>
             <w:tcBorders>
               <w:bottom w:val="single"/>
             </w:tcBorders>
@@ -101,40 +101,6 @@
               <w:jc w:val="left"/>
             </w:pPr>
             <w:r>
-              <w:t xml:space="preserve">Turkish</w:t>
-            </w:r>
-          </w:p>
-        </w:tc>
-        <w:tc>
-          <w:tcPr>
-            <w:tcBorders>
-              <w:bottom w:val="single"/>
-            </w:tcBorders>
-            <w:vAlign w:val="bottom"/>
-          </w:tcPr>
-          <w:p>
-            <w:pPr>
-              <w:pStyle w:val="Compact"/>
-              <w:jc w:val="left"/>
-            </w:pPr>
-            <w:r>
-              <w:t xml:space="preserve">Portuguese</w:t>
-            </w:r>
-          </w:p>
-        </w:tc>
-        <w:tc>
-          <w:tcPr>
-            <w:tcBorders>
-              <w:bottom w:val="single"/>
-            </w:tcBorders>
-            <w:vAlign w:val="bottom"/>
-          </w:tcPr>
-          <w:p>
-            <w:pPr>
-              <w:pStyle w:val="Compact"/>
-              <w:jc w:val="left"/>
-            </w:pPr>
-            <w:r>
               <w:t xml:space="preserve">Spanish</w:t>
             </w:r>
           </w:p>
@@ -142,6 +108,9 @@
       </w:tr>
       <w:tr>
         <w:tc>
+          <w:tcPr>
+            <w:tcW w:type="dxa" w:w="4680"/>
+          </w:tcPr>
           <w:p>
             <w:pPr>
               <w:pStyle w:val="Compact"/>
@@ -153,28 +122,9 @@
           </w:p>
         </w:tc>
         <w:tc>
-          <w:p>
-            <w:pPr>
-              <w:pStyle w:val="Compact"/>
-              <w:jc w:val="left"/>
-            </w:pPr>
-            <w:r>
-              <w:t xml:space="preserve">değerler</w:t>
-            </w:r>
-          </w:p>
-        </w:tc>
-        <w:tc>
-          <w:p>
-            <w:pPr>
-              <w:pStyle w:val="Compact"/>
-              <w:jc w:val="left"/>
-            </w:pPr>
-            <w:r>
-              <w:t xml:space="preserve">valores</w:t>
-            </w:r>
-          </w:p>
-        </w:tc>
-        <w:tc>
+          <w:tcPr>
+            <w:tcW w:type="dxa" w:w="4680"/>
+          </w:tcPr>
           <w:p>
             <w:pPr>
               <w:pStyle w:val="Compact"/>
@@ -188,6 +138,9 @@
       </w:tr>
       <w:tr>
         <w:tc>
+          <w:tcPr>
+            <w:tcW w:type="dxa" w:w="4680"/>
+          </w:tcPr>
           <w:p>
             <w:pPr>
               <w:pStyle w:val="Compact"/>
@@ -199,28 +152,9 @@
           </w:p>
         </w:tc>
         <w:tc>
-          <w:p>
-            <w:pPr>
-              <w:pStyle w:val="Compact"/>
-              <w:jc w:val="left"/>
-            </w:pPr>
-            <w:r>
-              <w:t xml:space="preserve">güçlü yönler</w:t>
-            </w:r>
-          </w:p>
-        </w:tc>
-        <w:tc>
-          <w:p>
-            <w:pPr>
-              <w:pStyle w:val="Compact"/>
-              <w:jc w:val="left"/>
-            </w:pPr>
-            <w:r>
-              <w:t xml:space="preserve">pontos fortes</w:t>
-            </w:r>
-          </w:p>
-        </w:tc>
-        <w:tc>
+          <w:tcPr>
+            <w:tcW w:type="dxa" w:w="4680"/>
+          </w:tcPr>
           <w:p>
             <w:pPr>
               <w:pStyle w:val="Compact"/>
@@ -234,6 +168,9 @@
       </w:tr>
       <w:tr>
         <w:tc>
+          <w:tcPr>
+            <w:tcW w:type="dxa" w:w="4680"/>
+          </w:tcPr>
           <w:p>
             <w:pPr>
               <w:pStyle w:val="Compact"/>
@@ -245,28 +182,9 @@
           </w:p>
         </w:tc>
         <w:tc>
-          <w:p>
-            <w:pPr>
-              <w:pStyle w:val="Compact"/>
-              <w:jc w:val="left"/>
-            </w:pPr>
-            <w:r>
-              <w:t xml:space="preserve">ilgi alanları</w:t>
-            </w:r>
-          </w:p>
-        </w:tc>
-        <w:tc>
-          <w:p>
-            <w:pPr>
-              <w:pStyle w:val="Compact"/>
-              <w:jc w:val="left"/>
-            </w:pPr>
-            <w:r>
-              <w:t xml:space="preserve">interesses</w:t>
-            </w:r>
-          </w:p>
-        </w:tc>
-        <w:tc>
+          <w:tcPr>
+            <w:tcW w:type="dxa" w:w="4680"/>
+          </w:tcPr>
           <w:p>
             <w:pPr>
               <w:pStyle w:val="Compact"/>
@@ -280,6 +198,9 @@
       </w:tr>
       <w:tr>
         <w:tc>
+          <w:tcPr>
+            <w:tcW w:type="dxa" w:w="4680"/>
+          </w:tcPr>
           <w:p>
             <w:pPr>
               <w:pStyle w:val="Compact"/>
@@ -291,28 +212,9 @@
           </w:p>
         </w:tc>
         <w:tc>
-          <w:p>
-            <w:pPr>
-              <w:pStyle w:val="Compact"/>
-              <w:jc w:val="left"/>
-            </w:pPr>
-            <w:r>
-              <w:t xml:space="preserve">keşfedilecek meslekler</w:t>
-            </w:r>
-          </w:p>
-        </w:tc>
-        <w:tc>
-          <w:p>
-            <w:pPr>
-              <w:pStyle w:val="Compact"/>
-              <w:jc w:val="left"/>
-            </w:pPr>
-            <w:r>
-              <w:t xml:space="preserve">carreiras para explorar</w:t>
-            </w:r>
-          </w:p>
-        </w:tc>
-        <w:tc>
+          <w:tcPr>
+            <w:tcW w:type="dxa" w:w="4680"/>
+          </w:tcPr>
           <w:p>
             <w:pPr>
               <w:pStyle w:val="Compact"/>
@@ -326,6 +228,9 @@
       </w:tr>
       <w:tr>
         <w:tc>
+          <w:tcPr>
+            <w:tcW w:type="dxa" w:w="4680"/>
+          </w:tcPr>
           <w:p>
             <w:pPr>
               <w:pStyle w:val="Compact"/>
@@ -337,28 +242,9 @@
           </w:p>
         </w:tc>
         <w:tc>
-          <w:p>
-            <w:pPr>
-              <w:pStyle w:val="Compact"/>
-              <w:jc w:val="left"/>
-            </w:pPr>
-            <w:r>
-              <w:t xml:space="preserve">ile tanınmak</w:t>
-            </w:r>
-          </w:p>
-        </w:tc>
-        <w:tc>
-          <w:p>
-            <w:pPr>
-              <w:pStyle w:val="Compact"/>
-              <w:jc w:val="left"/>
-            </w:pPr>
-            <w:r>
-              <w:t xml:space="preserve">conhecido por</w:t>
-            </w:r>
-          </w:p>
-        </w:tc>
-        <w:tc>
+          <w:tcPr>
+            <w:tcW w:type="dxa" w:w="4680"/>
+          </w:tcPr>
           <w:p>
             <w:pPr>
               <w:pStyle w:val="Compact"/>
@@ -543,8 +429,11 @@
       </w:r>
     </w:p>
     <w:p>
-      <w:r>
-        <w:br w:type="page"/>
+      <w:pPr>
+        <w:pStyle w:val="BodyText"/>
+      </w:pPr>
+      <w:r>
+        <w:t xml:space="preserve">_____________________________________________________________________________</w:t>
       </w:r>
     </w:p>
     <w:p>
@@ -1266,7 +1155,7 @@
     <w:sectPr>
       <w:headerReference w:type="default" r:id="rId9"/>
       <w:pgSz w:w="12240" w:h="15840"/>
-      <w:pgMar w:top="1440" w:bottom="1440" w:left="1440" w:right="1440" w:header="504"/>
+      <w:pgMar w:top="1296" w:bottom="1296" w:left="1296" w:right="1296" w:header="504"/>
     </w:sectPr>
   </w:body>
 </w:document>

--- a/downloads/handouts/Unit 02/Handout 02.03 - All About Me Template.docx
+++ b/downloads/handouts/Unit 02/Handout 02.03 - All About Me Template.docx
@@ -34,7 +34,7 @@
         <w:t xml:space="preserve"> </w:t>
       </w:r>
       <w:r>
-        <w:t xml:space="preserve">This is the Topic 2.1 check. You have two days to turn your three sheets from this week (values, strengths, interest quiz) into one page that a stranger could read in two minutes. Page 1 is your draft. Page 2 is the layout. Page 3 is the rubric I score you on and the box your partner fills in on Day 2.</w:t>
+        <w:t xml:space="preserve">This is the Topic 2.1 check. You have two days. Take your three sheets from this week (values, strengths, interest quiz). Turn them into one page that a stranger could read in two minutes. Page 1 is your draft. Page 2 is the layout. Page 3 is the rubric I score you on and the box your partner fills in on Day 2.</w:t>
       </w:r>
     </w:p>
     <w:p>
@@ -433,7 +433,7 @@
         <w:pStyle w:val="BodyText"/>
       </w:pPr>
       <w:r>
-        <w:t xml:space="preserve">_____________________________________________________________________________</w:t>
+        <w:t xml:space="preserve">My sentence, continued: _____________________________________________________________________________</w:t>
       </w:r>
     </w:p>
     <w:p>
